--- a/pr-preview/pr-305/linear-algebra-projections-tracked-changes.docx
+++ b/pr-preview/pr-305/linear-algebra-projections-tracked-changes.docx
@@ -16,7 +16,7 @@
       </w:pPr>
       <w:del w:id="1" w:author="PR Preview" w:date="2026-01-01T00:00:00Z">
         <w:r>
-          <w:delText xml:space="preserve">Last modified: 2026-10-15 00:49:40 (PDT)</w:delText>
+          <w:delText xml:space="preserve">Last modified: 2026-10-15 07:39:11 (PDT)</w:delText>
         </w:r>
       </w:del>
     </w:p>
@@ -26,7 +26,7 @@
       </w:pPr>
       <w:ins w:id="2" w:author="PR Preview" w:date="2026-01-01T00:00:00Z">
         <w:r>
-          <w:t xml:space="preserve">Last modified: 2026-10-15 01:50:55 (PDT)</w:t>
+          <w:t xml:space="preserve">Last modified: 2026-10-15 08:34:47 (PDT)</w:t>
         </w:r>
       </w:ins>
     </w:p>
@@ -11363,22 +11363,30 @@
       <w:pPr>
         <w:pStyle w:val="BodyText"/>
       </w:pPr>
-      <w:r>
-        <w:rPr>
-          <w:b/>
-          <w:bCs/>
-        </w:rPr>
-        <w:t xml:space="preserve">Theorem 4 (Projecting with an orthonormal basis)</w:t>
-      </w:r>
-      <w:r>
-        <w:t xml:space="preserve"> </w:t>
-      </w:r>
-      <w:r>
-        <w:t xml:space="preserve">Let</w:t>
-      </w:r>
-      <w:r>
-        <w:t xml:space="preserve"> </w:t>
-      </w:r>
+      <w:del w:id="3" w:author="PR Preview" w:date="2026-01-01T00:00:00Z">
+        <w:r>
+          <w:rPr>
+            <w:b/>
+            <w:bCs/>
+          </w:rPr>
+          <w:delText xml:space="preserve">Theorem 4 (Projecting with an orthonormal basis)</w:delText>
+        </w:r>
+      </w:del>
+      <w:del w:id="4" w:author="PR Preview" w:date="2026-01-01T00:00:00Z">
+        <w:r>
+          <w:delText xml:space="preserve"> </w:delText>
+        </w:r>
+      </w:del>
+      <w:del w:id="5" w:author="PR Preview" w:date="2026-01-01T00:00:00Z">
+        <w:r>
+          <w:delText xml:space="preserve">Let</w:delText>
+        </w:r>
+      </w:del>
+      <w:del w:id="6" w:author="PR Preview" w:date="2026-01-01T00:00:00Z">
+        <w:r>
+          <w:delText xml:space="preserve"> </w:delText>
+        </w:r>
+      </w:del>
       <m:oMath>
         <m:r>
           <m:rPr>
@@ -11388,15 +11396,21 @@
           <m:t>S</m:t>
         </m:r>
       </m:oMath>
-      <w:r>
-        <w:t xml:space="preserve"> </w:t>
-      </w:r>
-      <w:r>
-        <w:t xml:space="preserve">be a subspace of</w:t>
-      </w:r>
-      <w:r>
-        <w:t xml:space="preserve"> </w:t>
-      </w:r>
+      <w:del w:id="7" w:author="PR Preview" w:date="2026-01-01T00:00:00Z">
+        <w:r>
+          <w:delText xml:space="preserve"> </w:delText>
+        </w:r>
+      </w:del>
+      <w:del w:id="8" w:author="PR Preview" w:date="2026-01-01T00:00:00Z">
+        <w:r>
+          <w:delText xml:space="preserve">be a subspace of</w:delText>
+        </w:r>
+      </w:del>
+      <w:del w:id="9" w:author="PR Preview" w:date="2026-01-01T00:00:00Z">
+        <w:r>
+          <w:delText xml:space="preserve"> </w:delText>
+        </w:r>
+      </w:del>
       <m:oMath>
         <m:sSup>
           <m:e>
@@ -11415,15 +11429,21 @@
           </m:sup>
         </m:sSup>
       </m:oMath>
-      <w:r>
-        <w:t xml:space="preserve"> </w:t>
-      </w:r>
-      <w:r>
-        <w:t xml:space="preserve">with</w:t>
-      </w:r>
-      <w:r>
-        <w:t xml:space="preserve"> </w:t>
-      </w:r>
+      <w:del w:id="10" w:author="PR Preview" w:date="2026-01-01T00:00:00Z">
+        <w:r>
+          <w:delText xml:space="preserve"> </w:delText>
+        </w:r>
+      </w:del>
+      <w:del w:id="11" w:author="PR Preview" w:date="2026-01-01T00:00:00Z">
+        <w:r>
+          <w:delText xml:space="preserve">with</w:delText>
+        </w:r>
+      </w:del>
+      <w:del w:id="12" w:author="PR Preview" w:date="2026-01-01T00:00:00Z">
+        <w:r>
+          <w:delText xml:space="preserve"> </w:delText>
+        </w:r>
+      </w:del>
       <m:oMath>
         <m:r>
           <m:rPr>
@@ -11469,18 +11489,26 @@
           <m:t>1</m:t>
         </m:r>
       </m:oMath>
-      <w:r>
-        <w:t xml:space="preserve">,</w:t>
-      </w:r>
-      <w:r>
-        <w:t xml:space="preserve"> </w:t>
-      </w:r>
-      <w:r>
-        <w:t xml:space="preserve">and let</w:t>
-      </w:r>
-      <w:r>
-        <w:t xml:space="preserve"> </w:t>
-      </w:r>
+      <w:del w:id="13" w:author="PR Preview" w:date="2026-01-01T00:00:00Z">
+        <w:r>
+          <w:delText xml:space="preserve">,</w:delText>
+        </w:r>
+      </w:del>
+      <w:del w:id="14" w:author="PR Preview" w:date="2026-01-01T00:00:00Z">
+        <w:r>
+          <w:delText xml:space="preserve"> </w:delText>
+        </w:r>
+      </w:del>
+      <w:del w:id="15" w:author="PR Preview" w:date="2026-01-01T00:00:00Z">
+        <w:r>
+          <w:delText xml:space="preserve">and let</w:delText>
+        </w:r>
+      </w:del>
+      <w:del w:id="16" w:author="PR Preview" w:date="2026-01-01T00:00:00Z">
+        <w:r>
+          <w:delText xml:space="preserve"> </w:delText>
+        </w:r>
+      </w:del>
       <m:oMath>
         <m:r>
           <m:rPr>
@@ -11489,15 +11517,21 @@
           <m:t>Q</m:t>
         </m:r>
       </m:oMath>
-      <w:r>
-        <w:t xml:space="preserve"> </w:t>
-      </w:r>
-      <w:r>
-        <w:t xml:space="preserve">be the</w:t>
-      </w:r>
-      <w:r>
-        <w:t xml:space="preserve"> </w:t>
-      </w:r>
+      <w:del w:id="17" w:author="PR Preview" w:date="2026-01-01T00:00:00Z">
+        <w:r>
+          <w:delText xml:space="preserve"> </w:delText>
+        </w:r>
+      </w:del>
+      <w:del w:id="18" w:author="PR Preview" w:date="2026-01-01T00:00:00Z">
+        <w:r>
+          <w:delText xml:space="preserve">be the</w:delText>
+        </w:r>
+      </w:del>
+      <w:del w:id="19" w:author="PR Preview" w:date="2026-01-01T00:00:00Z">
+        <w:r>
+          <w:delText xml:space="preserve"> </w:delText>
+        </w:r>
+      </w:del>
       <m:oMath>
         <m:r>
           <m:t>p</m:t>
@@ -11512,15 +11546,21 @@
           <m:t>r</m:t>
         </m:r>
       </m:oMath>
-      <w:r>
-        <w:t xml:space="preserve"> </w:t>
-      </w:r>
-      <w:r>
-        <w:t xml:space="preserve">matrix whose columns</w:t>
-      </w:r>
-      <w:r>
-        <w:t xml:space="preserve"> </w:t>
-      </w:r>
+      <w:del w:id="20" w:author="PR Preview" w:date="2026-01-01T00:00:00Z">
+        <w:r>
+          <w:delText xml:space="preserve"> </w:delText>
+        </w:r>
+      </w:del>
+      <w:del w:id="21" w:author="PR Preview" w:date="2026-01-01T00:00:00Z">
+        <w:r>
+          <w:delText xml:space="preserve">matrix whose columns</w:delText>
+        </w:r>
+      </w:del>
+      <w:del w:id="22" w:author="PR Preview" w:date="2026-01-01T00:00:00Z">
+        <w:r>
+          <w:delText xml:space="preserve"> </w:delText>
+        </w:r>
+      </w:del>
       <m:oMath>
         <m:sSub>
           <m:e>
@@ -11579,15 +11619,21 @@
           </m:sub>
         </m:sSub>
       </m:oMath>
-      <w:r>
-        <w:t xml:space="preserve"> </w:t>
-      </w:r>
-      <w:r>
-        <w:t xml:space="preserve">are an orthonormal basis of</w:t>
-      </w:r>
-      <w:r>
-        <w:t xml:space="preserve"> </w:t>
-      </w:r>
+      <w:del w:id="23" w:author="PR Preview" w:date="2026-01-01T00:00:00Z">
+        <w:r>
+          <w:delText xml:space="preserve"> </w:delText>
+        </w:r>
+      </w:del>
+      <w:del w:id="24" w:author="PR Preview" w:date="2026-01-01T00:00:00Z">
+        <w:r>
+          <w:delText xml:space="preserve">are an orthonormal basis of</w:delText>
+        </w:r>
+      </w:del>
+      <w:del w:id="25" w:author="PR Preview" w:date="2026-01-01T00:00:00Z">
+        <w:r>
+          <w:delText xml:space="preserve"> </w:delText>
+        </w:r>
+      </w:del>
       <m:oMath>
         <m:r>
           <m:rPr>
@@ -11597,46 +11643,66 @@
           <m:t>S</m:t>
         </m:r>
       </m:oMath>
-      <w:r>
-        <w:t xml:space="preserve"> </w:t>
-      </w:r>
-      <w:r>
-        <w:t xml:space="preserve">(</w:t>
-      </w:r>
+      <w:del w:id="26" w:author="PR Preview" w:date="2026-01-01T00:00:00Z">
+        <w:r>
+          <w:delText xml:space="preserve"> </w:delText>
+        </w:r>
+      </w:del>
+      <w:del w:id="27" w:author="PR Preview" w:date="2026-01-01T00:00:00Z">
+        <w:r>
+          <w:delText xml:space="preserve">(</w:delText>
+        </w:r>
+      </w:del>
       <w:hyperlink r:id="rId42">
+        <w:del w:id="28" w:author="PR Preview" w:date="2026-01-01T00:00:00Z">
+          <w:r>
+            <w:rPr>
+              <w:rStyle w:val="Hyperlink"/>
+            </w:rPr>
+            <w:delText xml:space="preserve">Definition 10 in Inner Products and Orthogonality</w:delText>
+          </w:r>
+        </w:del>
+      </w:hyperlink>
+      <w:del w:id="29" w:author="PR Preview" w:date="2026-01-01T00:00:00Z">
         <w:r>
-          <w:rPr>
-            <w:rStyle w:val="Hyperlink"/>
-          </w:rPr>
-          <w:t xml:space="preserve">Definition 11 in Inner Products and Orthogonality</w:t>
+          <w:delText xml:space="preserve">,</w:delText>
         </w:r>
+      </w:del>
+      <w:del w:id="30" w:author="PR Preview" w:date="2026-01-01T00:00:00Z">
+        <w:r>
+          <w:delText xml:space="preserve"> </w:delText>
+        </w:r>
+      </w:del>
+      <w:hyperlink r:id="rId43">
+        <w:del w:id="31" w:author="PR Preview" w:date="2026-01-01T00:00:00Z">
+          <w:r>
+            <w:rPr>
+              <w:rStyle w:val="Hyperlink"/>
+            </w:rPr>
+            <w:delText xml:space="preserve">Corollary 3 in Inner Products and Orthogonality</w:delText>
+          </w:r>
+        </w:del>
       </w:hyperlink>
-      <w:r>
-        <w:t xml:space="preserve">,</w:t>
-      </w:r>
-      <w:r>
-        <w:t xml:space="preserve"> </w:t>
-      </w:r>
-      <w:hyperlink r:id="rId43">
+      <w:del w:id="32" w:author="PR Preview" w:date="2026-01-01T00:00:00Z">
         <w:r>
-          <w:rPr>
-            <w:rStyle w:val="Hyperlink"/>
-          </w:rPr>
-          <w:t xml:space="preserve">Corollary 2 in Inner Products and Orthogonality</w:t>
+          <w:delText xml:space="preserve">).</w:delText>
         </w:r>
-      </w:hyperlink>
-      <w:r>
-        <w:t xml:space="preserve">).</w:t>
-      </w:r>
-      <w:r>
-        <w:t xml:space="preserve"> </w:t>
-      </w:r>
-      <w:r>
-        <w:t xml:space="preserve">Then for every</w:t>
-      </w:r>
-      <w:r>
-        <w:t xml:space="preserve"> </w:t>
-      </w:r>
+      </w:del>
+      <w:del w:id="33" w:author="PR Preview" w:date="2026-01-01T00:00:00Z">
+        <w:r>
+          <w:delText xml:space="preserve"> </w:delText>
+        </w:r>
+      </w:del>
+      <w:del w:id="34" w:author="PR Preview" w:date="2026-01-01T00:00:00Z">
+        <w:r>
+          <w:delText xml:space="preserve">Then for every</w:delText>
+        </w:r>
+      </w:del>
+      <w:del w:id="35" w:author="PR Preview" w:date="2026-01-01T00:00:00Z">
+        <w:r>
+          <w:delText xml:space="preserve"> </w:delText>
+        </w:r>
+      </w:del>
       <m:oMath>
         <m:acc>
           <m:accPr>
@@ -11671,12 +11737,16 @@
           </m:sup>
         </m:sSup>
       </m:oMath>
-      <w:r>
-        <w:t xml:space="preserve">,</w:t>
-      </w:r>
-      <w:r>
-        <w:t xml:space="preserve"> </w:t>
-      </w:r>
+      <w:del w:id="36" w:author="PR Preview" w:date="2026-01-01T00:00:00Z">
+        <w:r>
+          <w:delText xml:space="preserve">,</w:delText>
+        </w:r>
+      </w:del>
+      <w:del w:id="37" w:author="PR Preview" w:date="2026-01-01T00:00:00Z">
+        <w:r>
+          <w:delText xml:space="preserve"> </w:delText>
+        </w:r>
+      </w:del>
       <m:oMath>
         <m:r>
           <m:rPr>
@@ -11713,15 +11783,21 @@
           </m:e>
         </m:acc>
       </m:oMath>
-      <w:r>
-        <w:t xml:space="preserve"> </w:t>
-      </w:r>
-      <w:r>
-        <w:t xml:space="preserve">is the orthogonal projection of</w:t>
-      </w:r>
-      <w:r>
-        <w:t xml:space="preserve"> </w:t>
-      </w:r>
+      <w:del w:id="38" w:author="PR Preview" w:date="2026-01-01T00:00:00Z">
+        <w:r>
+          <w:delText xml:space="preserve"> </w:delText>
+        </w:r>
+      </w:del>
+      <w:del w:id="39" w:author="PR Preview" w:date="2026-01-01T00:00:00Z">
+        <w:r>
+          <w:delText xml:space="preserve">is the orthogonal projection of</w:delText>
+        </w:r>
+      </w:del>
+      <w:del w:id="40" w:author="PR Preview" w:date="2026-01-01T00:00:00Z">
+        <w:r>
+          <w:delText xml:space="preserve"> </w:delText>
+        </w:r>
+      </w:del>
       <m:oMath>
         <m:acc>
           <m:accPr>
@@ -11734,15 +11810,21 @@
           </m:e>
         </m:acc>
       </m:oMath>
-      <w:r>
-        <w:t xml:space="preserve"> </w:t>
-      </w:r>
-      <w:r>
-        <w:t xml:space="preserve">onto</w:t>
-      </w:r>
-      <w:r>
-        <w:t xml:space="preserve"> </w:t>
-      </w:r>
+      <w:del w:id="41" w:author="PR Preview" w:date="2026-01-01T00:00:00Z">
+        <w:r>
+          <w:delText xml:space="preserve"> </w:delText>
+        </w:r>
+      </w:del>
+      <w:del w:id="42" w:author="PR Preview" w:date="2026-01-01T00:00:00Z">
+        <w:r>
+          <w:delText xml:space="preserve">onto</w:delText>
+        </w:r>
+      </w:del>
+      <w:del w:id="43" w:author="PR Preview" w:date="2026-01-01T00:00:00Z">
+        <w:r>
+          <w:delText xml:space="preserve"> </w:delText>
+        </w:r>
+      </w:del>
       <m:oMath>
         <m:r>
           <m:rPr>
@@ -11752,18 +11834,26 @@
           <m:t>S</m:t>
         </m:r>
       </m:oMath>
-      <w:r>
-        <w:t xml:space="preserve">,</w:t>
-      </w:r>
-      <w:r>
-        <w:t xml:space="preserve"> </w:t>
-      </w:r>
-      <w:r>
-        <w:t xml:space="preserve">and</w:t>
-      </w:r>
-      <w:r>
-        <w:t xml:space="preserve"> </w:t>
-      </w:r>
+      <w:del w:id="44" w:author="PR Preview" w:date="2026-01-01T00:00:00Z">
+        <w:r>
+          <w:delText xml:space="preserve">,</w:delText>
+        </w:r>
+      </w:del>
+      <w:del w:id="45" w:author="PR Preview" w:date="2026-01-01T00:00:00Z">
+        <w:r>
+          <w:delText xml:space="preserve"> </w:delText>
+        </w:r>
+      </w:del>
+      <w:del w:id="46" w:author="PR Preview" w:date="2026-01-01T00:00:00Z">
+        <w:r>
+          <w:delText xml:space="preserve">and</w:delText>
+        </w:r>
+      </w:del>
+      <w:del w:id="47" w:author="PR Preview" w:date="2026-01-01T00:00:00Z">
+        <w:r>
+          <w:delText xml:space="preserve"> </w:delText>
+        </w:r>
+      </w:del>
       <m:oMath>
         <m:r>
           <m:rPr>
@@ -11790,23 +11880,578 @@
           </m:sup>
         </m:sSup>
       </m:oMath>
-      <w:r>
-        <w:t xml:space="preserve"> </w:t>
-      </w:r>
-      <w:r>
-        <w:t xml:space="preserve">is an orthogonal projection matrix (</w:t>
-      </w:r>
+      <w:del w:id="48" w:author="PR Preview" w:date="2026-01-01T00:00:00Z">
+        <w:r>
+          <w:delText xml:space="preserve"> </w:delText>
+        </w:r>
+      </w:del>
+      <w:del w:id="49" w:author="PR Preview" w:date="2026-01-01T00:00:00Z">
+        <w:r>
+          <w:delText xml:space="preserve">is an orthogonal projection matrix (</w:delText>
+        </w:r>
+      </w:del>
       <w:hyperlink r:id="rId19">
+        <w:del w:id="50" w:author="PR Preview" w:date="2026-01-01T00:00:00Z">
+          <w:r>
+            <w:rPr>
+              <w:rStyle w:val="Hyperlink"/>
+            </w:rPr>
+            <w:delText xml:space="preserve">Definition 8 in Special Matrices and Decompositions</w:delText>
+          </w:r>
+        </w:del>
+      </w:hyperlink>
+      <w:del w:id="51" w:author="PR Preview" w:date="2026-01-01T00:00:00Z">
+        <w:r>
+          <w:delText xml:space="preserve">).</w:delText>
+        </w:r>
+      </w:del>
+    </w:p>
+    <w:p>
+      <w:pPr>
+        <w:pStyle w:val="BodyText"/>
+      </w:pPr>
+      <w:ins w:id="52" w:author="PR Preview" w:date="2026-01-01T00:00:00Z">
         <w:r>
           <w:rPr>
-            <w:rStyle w:val="Hyperlink"/>
+            <w:b/>
+            <w:bCs/>
           </w:rPr>
-          <w:t xml:space="preserve">Definition 8 in Special Matrices and Decompositions</w:t>
+          <w:t xml:space="preserve">Theorem 4 (Projecting with an orthonormal basis)</w:t>
         </w:r>
+      </w:ins>
+      <w:ins w:id="53" w:author="PR Preview" w:date="2026-01-01T00:00:00Z">
+        <w:r>
+          <w:t xml:space="preserve"> </w:t>
+        </w:r>
+      </w:ins>
+      <w:ins w:id="54" w:author="PR Preview" w:date="2026-01-01T00:00:00Z">
+        <w:r>
+          <w:t xml:space="preserve">Let</w:t>
+        </w:r>
+      </w:ins>
+      <w:ins w:id="55" w:author="PR Preview" w:date="2026-01-01T00:00:00Z">
+        <w:r>
+          <w:t xml:space="preserve"> </w:t>
+        </w:r>
+      </w:ins>
+      <m:oMath>
+        <m:r>
+          <m:rPr>
+            <m:scr m:val="script"/>
+            <m:sty m:val="p"/>
+          </m:rPr>
+          <m:t>S</m:t>
+        </m:r>
+      </m:oMath>
+      <w:ins w:id="56" w:author="PR Preview" w:date="2026-01-01T00:00:00Z">
+        <w:r>
+          <w:t xml:space="preserve"> </w:t>
+        </w:r>
+      </w:ins>
+      <w:ins w:id="57" w:author="PR Preview" w:date="2026-01-01T00:00:00Z">
+        <w:r>
+          <w:t xml:space="preserve">be a subspace of</w:t>
+        </w:r>
+      </w:ins>
+      <w:ins w:id="58" w:author="PR Preview" w:date="2026-01-01T00:00:00Z">
+        <w:r>
+          <w:t xml:space="preserve"> </w:t>
+        </w:r>
+      </w:ins>
+      <m:oMath>
+        <m:sSup>
+          <m:e>
+            <m:r>
+              <m:rPr>
+                <m:scr m:val="double-struck"/>
+                <m:sty m:val="p"/>
+              </m:rPr>
+              <m:t>R</m:t>
+            </m:r>
+          </m:e>
+          <m:sup>
+            <m:r>
+              <m:t>p</m:t>
+            </m:r>
+          </m:sup>
+        </m:sSup>
+      </m:oMath>
+      <w:ins w:id="59" w:author="PR Preview" w:date="2026-01-01T00:00:00Z">
+        <w:r>
+          <w:t xml:space="preserve"> </w:t>
+        </w:r>
+      </w:ins>
+      <w:ins w:id="60" w:author="PR Preview" w:date="2026-01-01T00:00:00Z">
+        <w:r>
+          <w:t xml:space="preserve">with</w:t>
+        </w:r>
+      </w:ins>
+      <w:ins w:id="61" w:author="PR Preview" w:date="2026-01-01T00:00:00Z">
+        <w:r>
+          <w:t xml:space="preserve"> </w:t>
+        </w:r>
+      </w:ins>
+      <m:oMath>
+        <m:r>
+          <m:rPr>
+            <m:sty m:val="p"/>
+          </m:rPr>
+          <m:t>dim</m:t>
+        </m:r>
+        <m:r>
+          <m:rPr>
+            <m:sty m:val="p"/>
+          </m:rPr>
+          <m:t>(</m:t>
+        </m:r>
+        <m:r>
+          <m:rPr>
+            <m:scr m:val="script"/>
+            <m:sty m:val="p"/>
+          </m:rPr>
+          <m:t>S</m:t>
+        </m:r>
+        <m:r>
+          <m:rPr>
+            <m:sty m:val="p"/>
+          </m:rPr>
+          <m:t>)</m:t>
+        </m:r>
+        <m:r>
+          <m:rPr>
+            <m:sty m:val="p"/>
+          </m:rPr>
+          <m:t>=</m:t>
+        </m:r>
+        <m:r>
+          <m:t>r</m:t>
+        </m:r>
+        <m:r>
+          <m:rPr>
+            <m:sty m:val="p"/>
+          </m:rPr>
+          <m:t>≥</m:t>
+        </m:r>
+        <m:r>
+          <m:t>1</m:t>
+        </m:r>
+      </m:oMath>
+      <w:ins w:id="62" w:author="PR Preview" w:date="2026-01-01T00:00:00Z">
+        <w:r>
+          <w:t xml:space="preserve">,</w:t>
+        </w:r>
+      </w:ins>
+      <w:ins w:id="63" w:author="PR Preview" w:date="2026-01-01T00:00:00Z">
+        <w:r>
+          <w:t xml:space="preserve"> </w:t>
+        </w:r>
+      </w:ins>
+      <w:ins w:id="64" w:author="PR Preview" w:date="2026-01-01T00:00:00Z">
+        <w:r>
+          <w:t xml:space="preserve">and let</w:t>
+        </w:r>
+      </w:ins>
+      <w:ins w:id="65" w:author="PR Preview" w:date="2026-01-01T00:00:00Z">
+        <w:r>
+          <w:t xml:space="preserve"> </w:t>
+        </w:r>
+      </w:ins>
+      <m:oMath>
+        <m:r>
+          <m:rPr>
+            <m:sty m:val="bi"/>
+          </m:rPr>
+          <m:t>Q</m:t>
+        </m:r>
+      </m:oMath>
+      <w:ins w:id="66" w:author="PR Preview" w:date="2026-01-01T00:00:00Z">
+        <w:r>
+          <w:t xml:space="preserve"> </w:t>
+        </w:r>
+      </w:ins>
+      <w:ins w:id="67" w:author="PR Preview" w:date="2026-01-01T00:00:00Z">
+        <w:r>
+          <w:t xml:space="preserve">be the</w:t>
+        </w:r>
+      </w:ins>
+      <w:ins w:id="68" w:author="PR Preview" w:date="2026-01-01T00:00:00Z">
+        <w:r>
+          <w:t xml:space="preserve"> </w:t>
+        </w:r>
+      </w:ins>
+      <m:oMath>
+        <m:r>
+          <m:t>p</m:t>
+        </m:r>
+        <m:r>
+          <m:rPr>
+            <m:sty m:val="p"/>
+          </m:rPr>
+          <m:t>×</m:t>
+        </m:r>
+        <m:r>
+          <m:t>r</m:t>
+        </m:r>
+      </m:oMath>
+      <w:ins w:id="69" w:author="PR Preview" w:date="2026-01-01T00:00:00Z">
+        <w:r>
+          <w:t xml:space="preserve"> </w:t>
+        </w:r>
+      </w:ins>
+      <w:ins w:id="70" w:author="PR Preview" w:date="2026-01-01T00:00:00Z">
+        <w:r>
+          <w:t xml:space="preserve">matrix whose columns</w:t>
+        </w:r>
+      </w:ins>
+      <w:ins w:id="71" w:author="PR Preview" w:date="2026-01-01T00:00:00Z">
+        <w:r>
+          <w:t xml:space="preserve"> </w:t>
+        </w:r>
+      </w:ins>
+      <m:oMath>
+        <m:sSub>
+          <m:e>
+            <m:acc>
+              <m:accPr>
+                <m:chr m:val="̃"/>
+              </m:accPr>
+              <m:e>
+                <m:r>
+                  <m:t>q</m:t>
+                </m:r>
+              </m:e>
+            </m:acc>
+          </m:e>
+          <m:sub>
+            <m:r>
+              <m:t>1</m:t>
+            </m:r>
+          </m:sub>
+        </m:sSub>
+        <m:r>
+          <m:rPr>
+            <m:sty m:val="p"/>
+          </m:rPr>
+          <m:t>,</m:t>
+        </m:r>
+        <m:r>
+          <m:rPr>
+            <m:sty m:val="p"/>
+          </m:rPr>
+          <m:t>…</m:t>
+        </m:r>
+        <m:r>
+          <m:rPr>
+            <m:sty m:val="p"/>
+          </m:rPr>
+          <m:t>,</m:t>
+        </m:r>
+        <m:sSub>
+          <m:e>
+            <m:acc>
+              <m:accPr>
+                <m:chr m:val="̃"/>
+              </m:accPr>
+              <m:e>
+                <m:r>
+                  <m:t>q</m:t>
+                </m:r>
+              </m:e>
+            </m:acc>
+          </m:e>
+          <m:sub>
+            <m:r>
+              <m:t>r</m:t>
+            </m:r>
+          </m:sub>
+        </m:sSub>
+      </m:oMath>
+      <w:ins w:id="72" w:author="PR Preview" w:date="2026-01-01T00:00:00Z">
+        <w:r>
+          <w:t xml:space="preserve"> </w:t>
+        </w:r>
+      </w:ins>
+      <w:ins w:id="73" w:author="PR Preview" w:date="2026-01-01T00:00:00Z">
+        <w:r>
+          <w:t xml:space="preserve">are an orthonormal basis of</w:t>
+        </w:r>
+      </w:ins>
+      <w:ins w:id="74" w:author="PR Preview" w:date="2026-01-01T00:00:00Z">
+        <w:r>
+          <w:t xml:space="preserve"> </w:t>
+        </w:r>
+      </w:ins>
+      <m:oMath>
+        <m:r>
+          <m:rPr>
+            <m:scr m:val="script"/>
+            <m:sty m:val="p"/>
+          </m:rPr>
+          <m:t>S</m:t>
+        </m:r>
+      </m:oMath>
+      <w:ins w:id="75" w:author="PR Preview" w:date="2026-01-01T00:00:00Z">
+        <w:r>
+          <w:t xml:space="preserve"> </w:t>
+        </w:r>
+      </w:ins>
+      <w:ins w:id="76" w:author="PR Preview" w:date="2026-01-01T00:00:00Z">
+        <w:r>
+          <w:t xml:space="preserve">(</w:t>
+        </w:r>
+      </w:ins>
+      <w:hyperlink r:id="rId42">
+        <w:ins w:id="77" w:author="PR Preview" w:date="2026-01-01T00:00:00Z">
+          <w:r>
+            <w:rPr>
+              <w:rStyle w:val="Hyperlink"/>
+            </w:rPr>
+            <w:t xml:space="preserve">Definition 10 in Inner Products and Orthogonality</w:t>
+          </w:r>
+        </w:ins>
       </w:hyperlink>
-      <w:r>
-        <w:t xml:space="preserve">).</w:t>
-      </w:r>
+      <w:ins w:id="78" w:author="PR Preview" w:date="2026-01-01T00:00:00Z">
+        <w:r>
+          <w:t xml:space="preserve">,</w:t>
+        </w:r>
+      </w:ins>
+      <w:ins w:id="79" w:author="PR Preview" w:date="2026-01-01T00:00:00Z">
+        <w:r>
+          <w:t xml:space="preserve"> </w:t>
+        </w:r>
+      </w:ins>
+      <w:hyperlink r:id="rId43">
+        <w:ins w:id="80" w:author="PR Preview" w:date="2026-01-01T00:00:00Z">
+          <w:r>
+            <w:rPr>
+              <w:rStyle w:val="Hyperlink"/>
+            </w:rPr>
+            <w:t xml:space="preserve">Corollary 4 in Inner Products and Orthogonality</w:t>
+          </w:r>
+        </w:ins>
+      </w:hyperlink>
+      <w:ins w:id="81" w:author="PR Preview" w:date="2026-01-01T00:00:00Z">
+        <w:r>
+          <w:t xml:space="preserve">).</w:t>
+        </w:r>
+      </w:ins>
+      <w:ins w:id="82" w:author="PR Preview" w:date="2026-01-01T00:00:00Z">
+        <w:r>
+          <w:t xml:space="preserve"> </w:t>
+        </w:r>
+      </w:ins>
+      <w:ins w:id="83" w:author="PR Preview" w:date="2026-01-01T00:00:00Z">
+        <w:r>
+          <w:t xml:space="preserve">Then for every</w:t>
+        </w:r>
+      </w:ins>
+      <w:ins w:id="84" w:author="PR Preview" w:date="2026-01-01T00:00:00Z">
+        <w:r>
+          <w:t xml:space="preserve"> </w:t>
+        </w:r>
+      </w:ins>
+      <m:oMath>
+        <m:acc>
+          <m:accPr>
+            <m:chr m:val="̃"/>
+          </m:accPr>
+          <m:e>
+            <m:r>
+              <m:t>y</m:t>
+            </m:r>
+          </m:e>
+        </m:acc>
+        <m:r>
+          <m:rPr>
+            <m:sty m:val="p"/>
+          </m:rPr>
+          <m:t>∈</m:t>
+        </m:r>
+        <m:sSup>
+          <m:e>
+            <m:r>
+              <m:rPr>
+                <m:scr m:val="double-struck"/>
+                <m:sty m:val="p"/>
+              </m:rPr>
+              <m:t>R</m:t>
+            </m:r>
+          </m:e>
+          <m:sup>
+            <m:r>
+              <m:t>p</m:t>
+            </m:r>
+          </m:sup>
+        </m:sSup>
+      </m:oMath>
+      <w:ins w:id="85" w:author="PR Preview" w:date="2026-01-01T00:00:00Z">
+        <w:r>
+          <w:t xml:space="preserve">,</w:t>
+        </w:r>
+      </w:ins>
+      <w:ins w:id="86" w:author="PR Preview" w:date="2026-01-01T00:00:00Z">
+        <w:r>
+          <w:t xml:space="preserve"> </w:t>
+        </w:r>
+      </w:ins>
+      <m:oMath>
+        <m:r>
+          <m:rPr>
+            <m:sty m:val="bi"/>
+          </m:rPr>
+          <m:t>Q</m:t>
+        </m:r>
+        <m:sSup>
+          <m:e>
+            <m:r>
+              <m:rPr>
+                <m:sty m:val="bi"/>
+              </m:rPr>
+              <m:t>Q</m:t>
+            </m:r>
+          </m:e>
+          <m:sup>
+            <m:r>
+              <m:rPr>
+                <m:sty m:val="p"/>
+              </m:rPr>
+              <m:t>⊤</m:t>
+            </m:r>
+          </m:sup>
+        </m:sSup>
+        <m:acc>
+          <m:accPr>
+            <m:chr m:val="̃"/>
+          </m:accPr>
+          <m:e>
+            <m:r>
+              <m:t>y</m:t>
+            </m:r>
+          </m:e>
+        </m:acc>
+      </m:oMath>
+      <w:ins w:id="87" w:author="PR Preview" w:date="2026-01-01T00:00:00Z">
+        <w:r>
+          <w:t xml:space="preserve"> </w:t>
+        </w:r>
+      </w:ins>
+      <w:ins w:id="88" w:author="PR Preview" w:date="2026-01-01T00:00:00Z">
+        <w:r>
+          <w:t xml:space="preserve">is the orthogonal projection of</w:t>
+        </w:r>
+      </w:ins>
+      <w:ins w:id="89" w:author="PR Preview" w:date="2026-01-01T00:00:00Z">
+        <w:r>
+          <w:t xml:space="preserve"> </w:t>
+        </w:r>
+      </w:ins>
+      <m:oMath>
+        <m:acc>
+          <m:accPr>
+            <m:chr m:val="̃"/>
+          </m:accPr>
+          <m:e>
+            <m:r>
+              <m:t>y</m:t>
+            </m:r>
+          </m:e>
+        </m:acc>
+      </m:oMath>
+      <w:ins w:id="90" w:author="PR Preview" w:date="2026-01-01T00:00:00Z">
+        <w:r>
+          <w:t xml:space="preserve"> </w:t>
+        </w:r>
+      </w:ins>
+      <w:ins w:id="91" w:author="PR Preview" w:date="2026-01-01T00:00:00Z">
+        <w:r>
+          <w:t xml:space="preserve">onto</w:t>
+        </w:r>
+      </w:ins>
+      <w:ins w:id="92" w:author="PR Preview" w:date="2026-01-01T00:00:00Z">
+        <w:r>
+          <w:t xml:space="preserve"> </w:t>
+        </w:r>
+      </w:ins>
+      <m:oMath>
+        <m:r>
+          <m:rPr>
+            <m:scr m:val="script"/>
+            <m:sty m:val="p"/>
+          </m:rPr>
+          <m:t>S</m:t>
+        </m:r>
+      </m:oMath>
+      <w:ins w:id="93" w:author="PR Preview" w:date="2026-01-01T00:00:00Z">
+        <w:r>
+          <w:t xml:space="preserve">,</w:t>
+        </w:r>
+      </w:ins>
+      <w:ins w:id="94" w:author="PR Preview" w:date="2026-01-01T00:00:00Z">
+        <w:r>
+          <w:t xml:space="preserve"> </w:t>
+        </w:r>
+      </w:ins>
+      <w:ins w:id="95" w:author="PR Preview" w:date="2026-01-01T00:00:00Z">
+        <w:r>
+          <w:t xml:space="preserve">and</w:t>
+        </w:r>
+      </w:ins>
+      <w:ins w:id="96" w:author="PR Preview" w:date="2026-01-01T00:00:00Z">
+        <w:r>
+          <w:t xml:space="preserve"> </w:t>
+        </w:r>
+      </w:ins>
+      <m:oMath>
+        <m:r>
+          <m:rPr>
+            <m:sty m:val="bi"/>
+          </m:rPr>
+          <m:t>Q</m:t>
+        </m:r>
+        <m:sSup>
+          <m:e>
+            <m:r>
+              <m:rPr>
+                <m:sty m:val="bi"/>
+              </m:rPr>
+              <m:t>Q</m:t>
+            </m:r>
+          </m:e>
+          <m:sup>
+            <m:r>
+              <m:rPr>
+                <m:sty m:val="p"/>
+              </m:rPr>
+              <m:t>⊤</m:t>
+            </m:r>
+          </m:sup>
+        </m:sSup>
+      </m:oMath>
+      <w:ins w:id="97" w:author="PR Preview" w:date="2026-01-01T00:00:00Z">
+        <w:r>
+          <w:t xml:space="preserve"> </w:t>
+        </w:r>
+      </w:ins>
+      <w:ins w:id="98" w:author="PR Preview" w:date="2026-01-01T00:00:00Z">
+        <w:r>
+          <w:t xml:space="preserve">is an orthogonal projection matrix (</w:t>
+        </w:r>
+      </w:ins>
+      <w:hyperlink r:id="rId19">
+        <w:ins w:id="99" w:author="PR Preview" w:date="2026-01-01T00:00:00Z">
+          <w:r>
+            <w:rPr>
+              <w:rStyle w:val="Hyperlink"/>
+            </w:rPr>
+            <w:t xml:space="preserve">Definition 8 in Special Matrices and Decompositions</w:t>
+          </w:r>
+        </w:ins>
+      </w:hyperlink>
+      <w:ins w:id="100" w:author="PR Preview" w:date="2026-01-01T00:00:00Z">
+        <w:r>
+          <w:t xml:space="preserve">).</w:t>
+        </w:r>
+      </w:ins>
     </w:p>
     <w:bookmarkEnd w:id="44"/>
     <w:p>
@@ -12381,12 +13026,12 @@
       <w:pPr>
         <w:pStyle w:val="FirstParagraph"/>
       </w:pPr>
-      <w:del w:id="3" w:author="PR Preview" w:date="2026-01-01T00:00:00Z">
+      <w:del w:id="101" w:author="PR Preview" w:date="2026-01-01T00:00:00Z">
         <w:r>
           <w:delText xml:space="preserve">which is</w:delText>
         </w:r>
       </w:del>
-      <w:del w:id="4" w:author="PR Preview" w:date="2026-01-01T00:00:00Z">
+      <w:del w:id="102" w:author="PR Preview" w:date="2026-01-01T00:00:00Z">
         <w:r>
           <w:delText xml:space="preserve"> </w:delText>
         </w:r>
@@ -12396,17 +13041,17 @@
           <m:t>1</m:t>
         </m:r>
       </m:oMath>
-      <w:del w:id="5" w:author="PR Preview" w:date="2026-01-01T00:00:00Z">
+      <w:del w:id="103" w:author="PR Preview" w:date="2026-01-01T00:00:00Z">
         <w:r>
           <w:delText xml:space="preserve"> </w:delText>
         </w:r>
       </w:del>
-      <w:del w:id="6" w:author="PR Preview" w:date="2026-01-01T00:00:00Z">
+      <w:del w:id="104" w:author="PR Preview" w:date="2026-01-01T00:00:00Z">
         <w:r>
           <w:delText xml:space="preserve">if</w:delText>
         </w:r>
       </w:del>
-      <w:del w:id="7" w:author="PR Preview" w:date="2026-01-01T00:00:00Z">
+      <w:del w:id="105" w:author="PR Preview" w:date="2026-01-01T00:00:00Z">
         <w:r>
           <w:delText xml:space="preserve"> </w:delText>
         </w:r>
@@ -12425,17 +13070,17 @@
           <m:t>j</m:t>
         </m:r>
       </m:oMath>
-      <w:del w:id="8" w:author="PR Preview" w:date="2026-01-01T00:00:00Z">
+      <w:del w:id="106" w:author="PR Preview" w:date="2026-01-01T00:00:00Z">
         <w:r>
           <w:delText xml:space="preserve"> </w:delText>
         </w:r>
       </w:del>
-      <w:del w:id="9" w:author="PR Preview" w:date="2026-01-01T00:00:00Z">
+      <w:del w:id="107" w:author="PR Preview" w:date="2026-01-01T00:00:00Z">
         <w:r>
           <w:delText xml:space="preserve">and</w:delText>
         </w:r>
       </w:del>
-      <w:del w:id="10" w:author="PR Preview" w:date="2026-01-01T00:00:00Z">
+      <w:del w:id="108" w:author="PR Preview" w:date="2026-01-01T00:00:00Z">
         <w:r>
           <w:delText xml:space="preserve"> </w:delText>
         </w:r>
@@ -12445,18 +13090,18 @@
           <m:t>0</m:t>
         </m:r>
       </m:oMath>
-      <w:del w:id="11" w:author="PR Preview" w:date="2026-01-01T00:00:00Z">
+      <w:del w:id="109" w:author="PR Preview" w:date="2026-01-01T00:00:00Z">
         <w:r>
           <w:delText xml:space="preserve"> </w:delText>
         </w:r>
       </w:del>
-      <w:del w:id="12" w:author="PR Preview" w:date="2026-01-01T00:00:00Z">
+      <w:del w:id="110" w:author="PR Preview" w:date="2026-01-01T00:00:00Z">
         <w:r>
           <w:delText xml:space="preserve">otherwise (</w:delText>
         </w:r>
       </w:del>
       <w:hyperlink r:id="rId45">
-        <w:del w:id="13" w:author="PR Preview" w:date="2026-01-01T00:00:00Z">
+        <w:del w:id="111" w:author="PR Preview" w:date="2026-01-01T00:00:00Z">
           <w:r>
             <w:rPr>
               <w:rStyle w:val="Hyperlink"/>
@@ -12465,22 +13110,22 @@
           </w:r>
         </w:del>
       </w:hyperlink>
-      <w:del w:id="14" w:author="PR Preview" w:date="2026-01-01T00:00:00Z">
+      <w:del w:id="112" w:author="PR Preview" w:date="2026-01-01T00:00:00Z">
         <w:r>
           <w:delText xml:space="preserve">),</w:delText>
         </w:r>
       </w:del>
-      <w:del w:id="15" w:author="PR Preview" w:date="2026-01-01T00:00:00Z">
+      <w:del w:id="113" w:author="PR Preview" w:date="2026-01-01T00:00:00Z">
         <w:r>
           <w:delText xml:space="preserve"> </w:delText>
         </w:r>
       </w:del>
-      <w:del w:id="16" w:author="PR Preview" w:date="2026-01-01T00:00:00Z">
+      <w:del w:id="114" w:author="PR Preview" w:date="2026-01-01T00:00:00Z">
         <w:r>
           <w:delText xml:space="preserve">so</w:delText>
         </w:r>
       </w:del>
-      <w:del w:id="17" w:author="PR Preview" w:date="2026-01-01T00:00:00Z">
+      <w:del w:id="115" w:author="PR Preview" w:date="2026-01-01T00:00:00Z">
         <w:r>
           <w:delText xml:space="preserve"> </w:delText>
         </w:r>
@@ -12532,18 +13177,18 @@
           </m:sub>
         </m:sSub>
       </m:oMath>
-      <w:del w:id="18" w:author="PR Preview" w:date="2026-01-01T00:00:00Z">
+      <w:del w:id="116" w:author="PR Preview" w:date="2026-01-01T00:00:00Z">
         <w:r>
           <w:delText xml:space="preserve"> </w:delText>
         </w:r>
       </w:del>
-      <w:del w:id="19" w:author="PR Preview" w:date="2026-01-01T00:00:00Z">
+      <w:del w:id="117" w:author="PR Preview" w:date="2026-01-01T00:00:00Z">
         <w:r>
           <w:delText xml:space="preserve">(</w:delText>
         </w:r>
       </w:del>
       <w:hyperlink r:id="rId46">
-        <w:del w:id="20" w:author="PR Preview" w:date="2026-01-01T00:00:00Z">
+        <w:del w:id="118" w:author="PR Preview" w:date="2026-01-01T00:00:00Z">
           <w:r>
             <w:rPr>
               <w:rStyle w:val="Hyperlink"/>
@@ -12552,7 +13197,7 @@
           </w:r>
         </w:del>
       </w:hyperlink>
-      <w:del w:id="21" w:author="PR Preview" w:date="2026-01-01T00:00:00Z">
+      <w:del w:id="119" w:author="PR Preview" w:date="2026-01-01T00:00:00Z">
         <w:r>
           <w:delText xml:space="preserve">).</w:delText>
         </w:r>
@@ -12562,12 +13207,12 @@
       <w:pPr>
         <w:pStyle w:val="FirstParagraph"/>
       </w:pPr>
-      <w:ins w:id="22" w:author="PR Preview" w:date="2026-01-01T00:00:00Z">
+      <w:ins w:id="120" w:author="PR Preview" w:date="2026-01-01T00:00:00Z">
         <w:r>
           <w:t xml:space="preserve">which is</w:t>
         </w:r>
       </w:ins>
-      <w:ins w:id="23" w:author="PR Preview" w:date="2026-01-01T00:00:00Z">
+      <w:ins w:id="121" w:author="PR Preview" w:date="2026-01-01T00:00:00Z">
         <w:r>
           <w:t xml:space="preserve"> </w:t>
         </w:r>
@@ -12577,17 +13222,17 @@
           <m:t>1</m:t>
         </m:r>
       </m:oMath>
-      <w:ins w:id="24" w:author="PR Preview" w:date="2026-01-01T00:00:00Z">
+      <w:ins w:id="122" w:author="PR Preview" w:date="2026-01-01T00:00:00Z">
         <w:r>
           <w:t xml:space="preserve"> </w:t>
         </w:r>
       </w:ins>
-      <w:ins w:id="25" w:author="PR Preview" w:date="2026-01-01T00:00:00Z">
+      <w:ins w:id="123" w:author="PR Preview" w:date="2026-01-01T00:00:00Z">
         <w:r>
           <w:t xml:space="preserve">if</w:t>
         </w:r>
       </w:ins>
-      <w:ins w:id="26" w:author="PR Preview" w:date="2026-01-01T00:00:00Z">
+      <w:ins w:id="124" w:author="PR Preview" w:date="2026-01-01T00:00:00Z">
         <w:r>
           <w:t xml:space="preserve"> </w:t>
         </w:r>
@@ -12606,17 +13251,17 @@
           <m:t>j</m:t>
         </m:r>
       </m:oMath>
-      <w:ins w:id="27" w:author="PR Preview" w:date="2026-01-01T00:00:00Z">
+      <w:ins w:id="125" w:author="PR Preview" w:date="2026-01-01T00:00:00Z">
         <w:r>
           <w:t xml:space="preserve"> </w:t>
         </w:r>
       </w:ins>
-      <w:ins w:id="28" w:author="PR Preview" w:date="2026-01-01T00:00:00Z">
+      <w:ins w:id="126" w:author="PR Preview" w:date="2026-01-01T00:00:00Z">
         <w:r>
           <w:t xml:space="preserve">and</w:t>
         </w:r>
       </w:ins>
-      <w:ins w:id="29" w:author="PR Preview" w:date="2026-01-01T00:00:00Z">
+      <w:ins w:id="127" w:author="PR Preview" w:date="2026-01-01T00:00:00Z">
         <w:r>
           <w:t xml:space="preserve"> </w:t>
         </w:r>
@@ -12626,18 +13271,18 @@
           <m:t>0</m:t>
         </m:r>
       </m:oMath>
-      <w:ins w:id="30" w:author="PR Preview" w:date="2026-01-01T00:00:00Z">
+      <w:ins w:id="128" w:author="PR Preview" w:date="2026-01-01T00:00:00Z">
         <w:r>
           <w:t xml:space="preserve"> </w:t>
         </w:r>
       </w:ins>
-      <w:ins w:id="31" w:author="PR Preview" w:date="2026-01-01T00:00:00Z">
+      <w:ins w:id="129" w:author="PR Preview" w:date="2026-01-01T00:00:00Z">
         <w:r>
           <w:t xml:space="preserve">otherwise (</w:t>
         </w:r>
       </w:ins>
       <w:hyperlink r:id="rId45">
-        <w:ins w:id="32" w:author="PR Preview" w:date="2026-01-01T00:00:00Z">
+        <w:ins w:id="130" w:author="PR Preview" w:date="2026-01-01T00:00:00Z">
           <w:r>
             <w:rPr>
               <w:rStyle w:val="Hyperlink"/>
@@ -12646,22 +13291,22 @@
           </w:r>
         </w:ins>
       </w:hyperlink>
-      <w:ins w:id="33" w:author="PR Preview" w:date="2026-01-01T00:00:00Z">
+      <w:ins w:id="131" w:author="PR Preview" w:date="2026-01-01T00:00:00Z">
         <w:r>
           <w:t xml:space="preserve">),</w:t>
         </w:r>
       </w:ins>
-      <w:ins w:id="34" w:author="PR Preview" w:date="2026-01-01T00:00:00Z">
+      <w:ins w:id="132" w:author="PR Preview" w:date="2026-01-01T00:00:00Z">
         <w:r>
           <w:t xml:space="preserve"> </w:t>
         </w:r>
       </w:ins>
-      <w:ins w:id="35" w:author="PR Preview" w:date="2026-01-01T00:00:00Z">
+      <w:ins w:id="133" w:author="PR Preview" w:date="2026-01-01T00:00:00Z">
         <w:r>
           <w:t xml:space="preserve">so</w:t>
         </w:r>
       </w:ins>
-      <w:ins w:id="36" w:author="PR Preview" w:date="2026-01-01T00:00:00Z">
+      <w:ins w:id="134" w:author="PR Preview" w:date="2026-01-01T00:00:00Z">
         <w:r>
           <w:t xml:space="preserve"> </w:t>
         </w:r>
@@ -12713,18 +13358,18 @@
           </m:sub>
         </m:sSub>
       </m:oMath>
-      <w:ins w:id="37" w:author="PR Preview" w:date="2026-01-01T00:00:00Z">
+      <w:ins w:id="135" w:author="PR Preview" w:date="2026-01-01T00:00:00Z">
         <w:r>
           <w:t xml:space="preserve"> </w:t>
         </w:r>
       </w:ins>
-      <w:ins w:id="38" w:author="PR Preview" w:date="2026-01-01T00:00:00Z">
+      <w:ins w:id="136" w:author="PR Preview" w:date="2026-01-01T00:00:00Z">
         <w:r>
           <w:t xml:space="preserve">(</w:t>
         </w:r>
       </w:ins>
       <w:hyperlink r:id="rId46">
-        <w:ins w:id="39" w:author="PR Preview" w:date="2026-01-01T00:00:00Z">
+        <w:ins w:id="137" w:author="PR Preview" w:date="2026-01-01T00:00:00Z">
           <w:r>
             <w:rPr>
               <w:rStyle w:val="Hyperlink"/>
@@ -12733,7 +13378,7 @@
           </w:r>
         </w:ins>
       </w:hyperlink>
-      <w:ins w:id="40" w:author="PR Preview" w:date="2026-01-01T00:00:00Z">
+      <w:ins w:id="138" w:author="PR Preview" w:date="2026-01-01T00:00:00Z">
         <w:r>
           <w:t xml:space="preserve">).</w:t>
         </w:r>
@@ -17411,7 +18056,7 @@
       <w:pPr>
         <w:pStyle w:val="BodyText"/>
       </w:pPr>
-      <w:del w:id="41" w:author="PR Preview" w:date="2026-01-01T00:00:00Z">
+      <w:del w:id="139" w:author="PR Preview" w:date="2026-01-01T00:00:00Z">
         <w:r>
           <w:rPr>
             <w:b/>
@@ -17420,17 +18065,17 @@
           <w:delText xml:space="preserve">Part 2.</w:delText>
         </w:r>
       </w:del>
-      <w:del w:id="42" w:author="PR Preview" w:date="2026-01-01T00:00:00Z">
+      <w:del w:id="140" w:author="PR Preview" w:date="2026-01-01T00:00:00Z">
         <w:r>
           <w:delText xml:space="preserve"> </w:delText>
         </w:r>
       </w:del>
-      <w:del w:id="43" w:author="PR Preview" w:date="2026-01-01T00:00:00Z">
+      <w:del w:id="141" w:author="PR Preview" w:date="2026-01-01T00:00:00Z">
         <w:r>
           <w:delText xml:space="preserve">The orthogonal projection of a vector onto</w:delText>
         </w:r>
       </w:del>
-      <w:del w:id="44" w:author="PR Preview" w:date="2026-01-01T00:00:00Z">
+      <w:del w:id="142" w:author="PR Preview" w:date="2026-01-01T00:00:00Z">
         <w:r>
           <w:delText xml:space="preserve"> </w:delText>
         </w:r>
@@ -17444,18 +18089,18 @@
           <m:t>S</m:t>
         </m:r>
       </m:oMath>
-      <w:del w:id="45" w:author="PR Preview" w:date="2026-01-01T00:00:00Z">
+      <w:del w:id="143" w:author="PR Preview" w:date="2026-01-01T00:00:00Z">
         <w:r>
           <w:delText xml:space="preserve"> </w:delText>
         </w:r>
       </w:del>
-      <w:del w:id="46" w:author="PR Preview" w:date="2026-01-01T00:00:00Z">
+      <w:del w:id="144" w:author="PR Preview" w:date="2026-01-01T00:00:00Z">
         <w:r>
           <w:delText xml:space="preserve">is unique (</w:delText>
         </w:r>
       </w:del>
       <w:hyperlink w:anchor="def-orthogonal-projection">
-        <w:del w:id="47" w:author="PR Preview" w:date="2026-01-01T00:00:00Z">
+        <w:del w:id="145" w:author="PR Preview" w:date="2026-01-01T00:00:00Z">
           <w:r>
             <w:rPr>
               <w:rStyle w:val="Hyperlink"/>
@@ -17464,22 +18109,22 @@
           </w:r>
         </w:del>
       </w:hyperlink>
-      <w:del w:id="48" w:author="PR Preview" w:date="2026-01-01T00:00:00Z">
+      <w:del w:id="146" w:author="PR Preview" w:date="2026-01-01T00:00:00Z">
         <w:r>
           <w:delText xml:space="preserve">),</w:delText>
         </w:r>
       </w:del>
-      <w:del w:id="49" w:author="PR Preview" w:date="2026-01-01T00:00:00Z">
+      <w:del w:id="147" w:author="PR Preview" w:date="2026-01-01T00:00:00Z">
         <w:r>
           <w:delText xml:space="preserve"> </w:delText>
         </w:r>
       </w:del>
-      <w:del w:id="50" w:author="PR Preview" w:date="2026-01-01T00:00:00Z">
+      <w:del w:id="148" w:author="PR Preview" w:date="2026-01-01T00:00:00Z">
         <w:r>
           <w:delText xml:space="preserve">so</w:delText>
         </w:r>
       </w:del>
-      <w:del w:id="51" w:author="PR Preview" w:date="2026-01-01T00:00:00Z">
+      <w:del w:id="149" w:author="PR Preview" w:date="2026-01-01T00:00:00Z">
         <w:r>
           <w:delText xml:space="preserve"> </w:delText>
         </w:r>
@@ -17560,17 +18205,17 @@
           </m:sub>
         </m:sSub>
       </m:oMath>
-      <w:del w:id="52" w:author="PR Preview" w:date="2026-01-01T00:00:00Z">
+      <w:del w:id="150" w:author="PR Preview" w:date="2026-01-01T00:00:00Z">
         <w:r>
           <w:delText xml:space="preserve"> </w:delText>
         </w:r>
       </w:del>
-      <w:del w:id="53" w:author="PR Preview" w:date="2026-01-01T00:00:00Z">
+      <w:del w:id="151" w:author="PR Preview" w:date="2026-01-01T00:00:00Z">
         <w:r>
           <w:delText xml:space="preserve">for each indicator vector</w:delText>
         </w:r>
       </w:del>
-      <w:del w:id="54" w:author="PR Preview" w:date="2026-01-01T00:00:00Z">
+      <w:del w:id="152" w:author="PR Preview" w:date="2026-01-01T00:00:00Z">
         <w:r>
           <w:delText xml:space="preserve"> </w:delText>
         </w:r>
@@ -17596,18 +18241,18 @@
           </m:sub>
         </m:sSub>
       </m:oMath>
-      <w:del w:id="55" w:author="PR Preview" w:date="2026-01-01T00:00:00Z">
+      <w:del w:id="153" w:author="PR Preview" w:date="2026-01-01T00:00:00Z">
         <w:r>
           <w:delText xml:space="preserve"> </w:delText>
         </w:r>
       </w:del>
-      <w:del w:id="56" w:author="PR Preview" w:date="2026-01-01T00:00:00Z">
+      <w:del w:id="154" w:author="PR Preview" w:date="2026-01-01T00:00:00Z">
         <w:r>
           <w:delText xml:space="preserve">(</w:delText>
         </w:r>
       </w:del>
       <w:hyperlink r:id="rId53">
-        <w:del w:id="57" w:author="PR Preview" w:date="2026-01-01T00:00:00Z">
+        <w:del w:id="155" w:author="PR Preview" w:date="2026-01-01T00:00:00Z">
           <w:r>
             <w:rPr>
               <w:rStyle w:val="Hyperlink"/>
@@ -17616,12 +18261,12 @@
           </w:r>
         </w:del>
       </w:hyperlink>
-      <w:del w:id="58" w:author="PR Preview" w:date="2026-01-01T00:00:00Z">
+      <w:del w:id="156" w:author="PR Preview" w:date="2026-01-01T00:00:00Z">
         <w:r>
           <w:delText xml:space="preserve">).</w:delText>
         </w:r>
       </w:del>
-      <w:del w:id="59" w:author="PR Preview" w:date="2026-01-01T00:00:00Z">
+      <w:del w:id="157" w:author="PR Preview" w:date="2026-01-01T00:00:00Z">
         <w:r>
           <w:delText xml:space="preserve"> </w:delText>
         </w:r>
@@ -17662,17 +18307,17 @@
           </m:sub>
         </m:sSub>
       </m:oMath>
-      <w:del w:id="60" w:author="PR Preview" w:date="2026-01-01T00:00:00Z">
+      <w:del w:id="158" w:author="PR Preview" w:date="2026-01-01T00:00:00Z">
         <w:r>
           <w:delText xml:space="preserve"> </w:delText>
         </w:r>
       </w:del>
-      <w:del w:id="61" w:author="PR Preview" w:date="2026-01-01T00:00:00Z">
+      <w:del w:id="159" w:author="PR Preview" w:date="2026-01-01T00:00:00Z">
         <w:r>
           <w:delText xml:space="preserve">is column</w:delText>
         </w:r>
       </w:del>
-      <w:del w:id="62" w:author="PR Preview" w:date="2026-01-01T00:00:00Z">
+      <w:del w:id="160" w:author="PR Preview" w:date="2026-01-01T00:00:00Z">
         <w:r>
           <w:delText xml:space="preserve"> </w:delText>
         </w:r>
@@ -17682,17 +18327,17 @@
           <m:t>j</m:t>
         </m:r>
       </m:oMath>
-      <w:del w:id="63" w:author="PR Preview" w:date="2026-01-01T00:00:00Z">
+      <w:del w:id="161" w:author="PR Preview" w:date="2026-01-01T00:00:00Z">
         <w:r>
           <w:delText xml:space="preserve"> </w:delText>
         </w:r>
       </w:del>
-      <w:del w:id="64" w:author="PR Preview" w:date="2026-01-01T00:00:00Z">
+      <w:del w:id="162" w:author="PR Preview" w:date="2026-01-01T00:00:00Z">
         <w:r>
           <w:delText xml:space="preserve">of</w:delText>
         </w:r>
       </w:del>
-      <w:del w:id="65" w:author="PR Preview" w:date="2026-01-01T00:00:00Z">
+      <w:del w:id="163" w:author="PR Preview" w:date="2026-01-01T00:00:00Z">
         <w:r>
           <w:delText xml:space="preserve"> </w:delText>
         </w:r>
@@ -17714,28 +18359,28 @@
           </m:sub>
         </m:sSub>
       </m:oMath>
-      <w:del w:id="66" w:author="PR Preview" w:date="2026-01-01T00:00:00Z">
+      <w:del w:id="164" w:author="PR Preview" w:date="2026-01-01T00:00:00Z">
         <w:r>
           <w:delText xml:space="preserve">:</w:delText>
         </w:r>
       </w:del>
-      <w:del w:id="67" w:author="PR Preview" w:date="2026-01-01T00:00:00Z">
+      <w:del w:id="165" w:author="PR Preview" w:date="2026-01-01T00:00:00Z">
         <w:r>
           <w:delText xml:space="preserve"> </w:delText>
         </w:r>
       </w:del>
-      <w:del w:id="68" w:author="PR Preview" w:date="2026-01-01T00:00:00Z">
+      <w:del w:id="166" w:author="PR Preview" w:date="2026-01-01T00:00:00Z">
         <w:r>
           <w:delText xml:space="preserve">by</w:delText>
         </w:r>
       </w:del>
-      <w:del w:id="69" w:author="PR Preview" w:date="2026-01-01T00:00:00Z">
+      <w:del w:id="167" w:author="PR Preview" w:date="2026-01-01T00:00:00Z">
         <w:r>
           <w:delText xml:space="preserve"> </w:delText>
         </w:r>
       </w:del>
       <w:hyperlink r:id="rId54">
-        <w:del w:id="70" w:author="PR Preview" w:date="2026-01-01T00:00:00Z">
+        <w:del w:id="168" w:author="PR Preview" w:date="2026-01-01T00:00:00Z">
           <w:r>
             <w:rPr>
               <w:rStyle w:val="Hyperlink"/>
@@ -17744,17 +18389,17 @@
           </w:r>
         </w:del>
       </w:hyperlink>
-      <w:del w:id="71" w:author="PR Preview" w:date="2026-01-01T00:00:00Z">
+      <w:del w:id="169" w:author="PR Preview" w:date="2026-01-01T00:00:00Z">
         <w:r>
           <w:delText xml:space="preserve"> </w:delText>
         </w:r>
       </w:del>
-      <w:del w:id="72" w:author="PR Preview" w:date="2026-01-01T00:00:00Z">
+      <w:del w:id="170" w:author="PR Preview" w:date="2026-01-01T00:00:00Z">
         <w:r>
           <w:delText xml:space="preserve">it is the combination of the columns of</w:delText>
         </w:r>
       </w:del>
-      <w:del w:id="73" w:author="PR Preview" w:date="2026-01-01T00:00:00Z">
+      <w:del w:id="171" w:author="PR Preview" w:date="2026-01-01T00:00:00Z">
         <w:r>
           <w:delText xml:space="preserve"> </w:delText>
         </w:r>
@@ -17776,17 +18421,17 @@
           </m:sub>
         </m:sSub>
       </m:oMath>
-      <w:del w:id="74" w:author="PR Preview" w:date="2026-01-01T00:00:00Z">
+      <w:del w:id="172" w:author="PR Preview" w:date="2026-01-01T00:00:00Z">
         <w:r>
           <w:delText xml:space="preserve"> </w:delText>
         </w:r>
       </w:del>
-      <w:del w:id="75" w:author="PR Preview" w:date="2026-01-01T00:00:00Z">
+      <w:del w:id="173" w:author="PR Preview" w:date="2026-01-01T00:00:00Z">
         <w:r>
           <w:delText xml:space="preserve">with coefficients the entries of</w:delText>
         </w:r>
       </w:del>
-      <w:del w:id="76" w:author="PR Preview" w:date="2026-01-01T00:00:00Z">
+      <w:del w:id="174" w:author="PR Preview" w:date="2026-01-01T00:00:00Z">
         <w:r>
           <w:delText xml:space="preserve"> </w:delText>
         </w:r>
@@ -17812,22 +18457,22 @@
           </m:sub>
         </m:sSub>
       </m:oMath>
-      <w:del w:id="77" w:author="PR Preview" w:date="2026-01-01T00:00:00Z">
+      <w:del w:id="175" w:author="PR Preview" w:date="2026-01-01T00:00:00Z">
         <w:r>
           <w:delText xml:space="preserve">,</w:delText>
         </w:r>
       </w:del>
-      <w:del w:id="78" w:author="PR Preview" w:date="2026-01-01T00:00:00Z">
+      <w:del w:id="176" w:author="PR Preview" w:date="2026-01-01T00:00:00Z">
         <w:r>
           <w:delText xml:space="preserve"> </w:delText>
         </w:r>
       </w:del>
-      <w:del w:id="79" w:author="PR Preview" w:date="2026-01-01T00:00:00Z">
+      <w:del w:id="177" w:author="PR Preview" w:date="2026-01-01T00:00:00Z">
         <w:r>
           <w:delText xml:space="preserve">which are</w:delText>
         </w:r>
       </w:del>
-      <w:del w:id="80" w:author="PR Preview" w:date="2026-01-01T00:00:00Z">
+      <w:del w:id="178" w:author="PR Preview" w:date="2026-01-01T00:00:00Z">
         <w:r>
           <w:delText xml:space="preserve"> </w:delText>
         </w:r>
@@ -17837,17 +18482,17 @@
           <m:t>1</m:t>
         </m:r>
       </m:oMath>
-      <w:del w:id="81" w:author="PR Preview" w:date="2026-01-01T00:00:00Z">
+      <w:del w:id="179" w:author="PR Preview" w:date="2026-01-01T00:00:00Z">
         <w:r>
           <w:delText xml:space="preserve"> </w:delText>
         </w:r>
       </w:del>
-      <w:del w:id="82" w:author="PR Preview" w:date="2026-01-01T00:00:00Z">
+      <w:del w:id="180" w:author="PR Preview" w:date="2026-01-01T00:00:00Z">
         <w:r>
           <w:delText xml:space="preserve">in place</w:delText>
         </w:r>
       </w:del>
-      <w:del w:id="83" w:author="PR Preview" w:date="2026-01-01T00:00:00Z">
+      <w:del w:id="181" w:author="PR Preview" w:date="2026-01-01T00:00:00Z">
         <w:r>
           <w:delText xml:space="preserve"> </w:delText>
         </w:r>
@@ -17857,17 +18502,17 @@
           <m:t>j</m:t>
         </m:r>
       </m:oMath>
-      <w:del w:id="84" w:author="PR Preview" w:date="2026-01-01T00:00:00Z">
+      <w:del w:id="182" w:author="PR Preview" w:date="2026-01-01T00:00:00Z">
         <w:r>
           <w:delText xml:space="preserve"> </w:delText>
         </w:r>
       </w:del>
-      <w:del w:id="85" w:author="PR Preview" w:date="2026-01-01T00:00:00Z">
+      <w:del w:id="183" w:author="PR Preview" w:date="2026-01-01T00:00:00Z">
         <w:r>
           <w:delText xml:space="preserve">and</w:delText>
         </w:r>
       </w:del>
-      <w:del w:id="86" w:author="PR Preview" w:date="2026-01-01T00:00:00Z">
+      <w:del w:id="184" w:author="PR Preview" w:date="2026-01-01T00:00:00Z">
         <w:r>
           <w:delText xml:space="preserve"> </w:delText>
         </w:r>
@@ -17877,18 +18522,18 @@
           <m:t>0</m:t>
         </m:r>
       </m:oMath>
-      <w:del w:id="87" w:author="PR Preview" w:date="2026-01-01T00:00:00Z">
+      <w:del w:id="185" w:author="PR Preview" w:date="2026-01-01T00:00:00Z">
         <w:r>
           <w:delText xml:space="preserve"> </w:delText>
         </w:r>
       </w:del>
-      <w:del w:id="88" w:author="PR Preview" w:date="2026-01-01T00:00:00Z">
+      <w:del w:id="186" w:author="PR Preview" w:date="2026-01-01T00:00:00Z">
         <w:r>
           <w:delText xml:space="preserve">elsewhere (</w:delText>
         </w:r>
       </w:del>
       <w:hyperlink r:id="rId53">
-        <w:del w:id="89" w:author="PR Preview" w:date="2026-01-01T00:00:00Z">
+        <w:del w:id="187" w:author="PR Preview" w:date="2026-01-01T00:00:00Z">
           <w:r>
             <w:rPr>
               <w:rStyle w:val="Hyperlink"/>
@@ -17897,22 +18542,22 @@
           </w:r>
         </w:del>
       </w:hyperlink>
-      <w:del w:id="90" w:author="PR Preview" w:date="2026-01-01T00:00:00Z">
+      <w:del w:id="188" w:author="PR Preview" w:date="2026-01-01T00:00:00Z">
         <w:r>
           <w:delText xml:space="preserve">).</w:delText>
         </w:r>
       </w:del>
-      <w:del w:id="91" w:author="PR Preview" w:date="2026-01-01T00:00:00Z">
+      <w:del w:id="189" w:author="PR Preview" w:date="2026-01-01T00:00:00Z">
         <w:r>
           <w:delText xml:space="preserve"> </w:delText>
         </w:r>
       </w:del>
-      <w:del w:id="92" w:author="PR Preview" w:date="2026-01-01T00:00:00Z">
+      <w:del w:id="190" w:author="PR Preview" w:date="2026-01-01T00:00:00Z">
         <w:r>
           <w:delText xml:space="preserve">Likewise for</w:delText>
         </w:r>
       </w:del>
-      <w:del w:id="93" w:author="PR Preview" w:date="2026-01-01T00:00:00Z">
+      <w:del w:id="191" w:author="PR Preview" w:date="2026-01-01T00:00:00Z">
         <w:r>
           <w:delText xml:space="preserve"> </w:delText>
         </w:r>
@@ -17934,17 +18579,17 @@
           </m:sub>
         </m:sSub>
       </m:oMath>
-      <w:del w:id="94" w:author="PR Preview" w:date="2026-01-01T00:00:00Z">
+      <w:del w:id="192" w:author="PR Preview" w:date="2026-01-01T00:00:00Z">
         <w:r>
           <w:delText xml:space="preserve">,</w:delText>
         </w:r>
       </w:del>
-      <w:del w:id="95" w:author="PR Preview" w:date="2026-01-01T00:00:00Z">
+      <w:del w:id="193" w:author="PR Preview" w:date="2026-01-01T00:00:00Z">
         <w:r>
           <w:delText xml:space="preserve"> </w:delText>
         </w:r>
       </w:del>
-      <w:del w:id="96" w:author="PR Preview" w:date="2026-01-01T00:00:00Z">
+      <w:del w:id="194" w:author="PR Preview" w:date="2026-01-01T00:00:00Z">
         <w:r>
           <w:delText xml:space="preserve">so the two matrices have the same columns.</w:delText>
         </w:r>
@@ -17954,7 +18599,7 @@
       <w:pPr>
         <w:pStyle w:val="BodyText"/>
       </w:pPr>
-      <w:ins w:id="97" w:author="PR Preview" w:date="2026-01-01T00:00:00Z">
+      <w:ins w:id="195" w:author="PR Preview" w:date="2026-01-01T00:00:00Z">
         <w:r>
           <w:rPr>
             <w:b/>
@@ -17963,17 +18608,17 @@
           <w:t xml:space="preserve">Part 2.</w:t>
         </w:r>
       </w:ins>
-      <w:ins w:id="98" w:author="PR Preview" w:date="2026-01-01T00:00:00Z">
+      <w:ins w:id="196" w:author="PR Preview" w:date="2026-01-01T00:00:00Z">
         <w:r>
           <w:t xml:space="preserve"> </w:t>
         </w:r>
       </w:ins>
-      <w:ins w:id="99" w:author="PR Preview" w:date="2026-01-01T00:00:00Z">
+      <w:ins w:id="197" w:author="PR Preview" w:date="2026-01-01T00:00:00Z">
         <w:r>
           <w:t xml:space="preserve">The orthogonal projection of a vector onto</w:t>
         </w:r>
       </w:ins>
-      <w:ins w:id="100" w:author="PR Preview" w:date="2026-01-01T00:00:00Z">
+      <w:ins w:id="198" w:author="PR Preview" w:date="2026-01-01T00:00:00Z">
         <w:r>
           <w:t xml:space="preserve"> </w:t>
         </w:r>
@@ -17987,18 +18632,18 @@
           <m:t>S</m:t>
         </m:r>
       </m:oMath>
-      <w:ins w:id="101" w:author="PR Preview" w:date="2026-01-01T00:00:00Z">
+      <w:ins w:id="199" w:author="PR Preview" w:date="2026-01-01T00:00:00Z">
         <w:r>
           <w:t xml:space="preserve"> </w:t>
         </w:r>
       </w:ins>
-      <w:ins w:id="102" w:author="PR Preview" w:date="2026-01-01T00:00:00Z">
+      <w:ins w:id="200" w:author="PR Preview" w:date="2026-01-01T00:00:00Z">
         <w:r>
           <w:t xml:space="preserve">is unique (</w:t>
         </w:r>
       </w:ins>
       <w:hyperlink w:anchor="def-orthogonal-projection">
-        <w:ins w:id="103" w:author="PR Preview" w:date="2026-01-01T00:00:00Z">
+        <w:ins w:id="201" w:author="PR Preview" w:date="2026-01-01T00:00:00Z">
           <w:r>
             <w:rPr>
               <w:rStyle w:val="Hyperlink"/>
@@ -18007,22 +18652,22 @@
           </w:r>
         </w:ins>
       </w:hyperlink>
-      <w:ins w:id="104" w:author="PR Preview" w:date="2026-01-01T00:00:00Z">
+      <w:ins w:id="202" w:author="PR Preview" w:date="2026-01-01T00:00:00Z">
         <w:r>
           <w:t xml:space="preserve">),</w:t>
         </w:r>
       </w:ins>
-      <w:ins w:id="105" w:author="PR Preview" w:date="2026-01-01T00:00:00Z">
+      <w:ins w:id="203" w:author="PR Preview" w:date="2026-01-01T00:00:00Z">
         <w:r>
           <w:t xml:space="preserve"> </w:t>
         </w:r>
       </w:ins>
-      <w:ins w:id="106" w:author="PR Preview" w:date="2026-01-01T00:00:00Z">
+      <w:ins w:id="204" w:author="PR Preview" w:date="2026-01-01T00:00:00Z">
         <w:r>
           <w:t xml:space="preserve">so</w:t>
         </w:r>
       </w:ins>
-      <w:ins w:id="107" w:author="PR Preview" w:date="2026-01-01T00:00:00Z">
+      <w:ins w:id="205" w:author="PR Preview" w:date="2026-01-01T00:00:00Z">
         <w:r>
           <w:t xml:space="preserve"> </w:t>
         </w:r>
@@ -18103,17 +18748,17 @@
           </m:sub>
         </m:sSub>
       </m:oMath>
-      <w:ins w:id="108" w:author="PR Preview" w:date="2026-01-01T00:00:00Z">
+      <w:ins w:id="206" w:author="PR Preview" w:date="2026-01-01T00:00:00Z">
         <w:r>
           <w:t xml:space="preserve"> </w:t>
         </w:r>
       </w:ins>
-      <w:ins w:id="109" w:author="PR Preview" w:date="2026-01-01T00:00:00Z">
+      <w:ins w:id="207" w:author="PR Preview" w:date="2026-01-01T00:00:00Z">
         <w:r>
           <w:t xml:space="preserve">for each indicator vector</w:t>
         </w:r>
       </w:ins>
-      <w:ins w:id="110" w:author="PR Preview" w:date="2026-01-01T00:00:00Z">
+      <w:ins w:id="208" w:author="PR Preview" w:date="2026-01-01T00:00:00Z">
         <w:r>
           <w:t xml:space="preserve"> </w:t>
         </w:r>
@@ -18139,18 +18784,18 @@
           </m:sub>
         </m:sSub>
       </m:oMath>
-      <w:ins w:id="111" w:author="PR Preview" w:date="2026-01-01T00:00:00Z">
+      <w:ins w:id="209" w:author="PR Preview" w:date="2026-01-01T00:00:00Z">
         <w:r>
           <w:t xml:space="preserve"> </w:t>
         </w:r>
       </w:ins>
-      <w:ins w:id="112" w:author="PR Preview" w:date="2026-01-01T00:00:00Z">
+      <w:ins w:id="210" w:author="PR Preview" w:date="2026-01-01T00:00:00Z">
         <w:r>
           <w:t xml:space="preserve">(</w:t>
         </w:r>
       </w:ins>
       <w:hyperlink r:id="rId53">
-        <w:ins w:id="113" w:author="PR Preview" w:date="2026-01-01T00:00:00Z">
+        <w:ins w:id="211" w:author="PR Preview" w:date="2026-01-01T00:00:00Z">
           <w:r>
             <w:rPr>
               <w:rStyle w:val="Hyperlink"/>
@@ -18159,12 +18804,12 @@
           </w:r>
         </w:ins>
       </w:hyperlink>
-      <w:ins w:id="114" w:author="PR Preview" w:date="2026-01-01T00:00:00Z">
+      <w:ins w:id="212" w:author="PR Preview" w:date="2026-01-01T00:00:00Z">
         <w:r>
           <w:t xml:space="preserve">).</w:t>
         </w:r>
       </w:ins>
-      <w:ins w:id="115" w:author="PR Preview" w:date="2026-01-01T00:00:00Z">
+      <w:ins w:id="213" w:author="PR Preview" w:date="2026-01-01T00:00:00Z">
         <w:r>
           <w:t xml:space="preserve"> </w:t>
         </w:r>
@@ -18205,17 +18850,17 @@
           </m:sub>
         </m:sSub>
       </m:oMath>
-      <w:ins w:id="116" w:author="PR Preview" w:date="2026-01-01T00:00:00Z">
+      <w:ins w:id="214" w:author="PR Preview" w:date="2026-01-01T00:00:00Z">
         <w:r>
           <w:t xml:space="preserve"> </w:t>
         </w:r>
       </w:ins>
-      <w:ins w:id="117" w:author="PR Preview" w:date="2026-01-01T00:00:00Z">
+      <w:ins w:id="215" w:author="PR Preview" w:date="2026-01-01T00:00:00Z">
         <w:r>
           <w:t xml:space="preserve">is column</w:t>
         </w:r>
       </w:ins>
-      <w:ins w:id="118" w:author="PR Preview" w:date="2026-01-01T00:00:00Z">
+      <w:ins w:id="216" w:author="PR Preview" w:date="2026-01-01T00:00:00Z">
         <w:r>
           <w:t xml:space="preserve"> </w:t>
         </w:r>
@@ -18225,17 +18870,17 @@
           <m:t>j</m:t>
         </m:r>
       </m:oMath>
-      <w:ins w:id="119" w:author="PR Preview" w:date="2026-01-01T00:00:00Z">
+      <w:ins w:id="217" w:author="PR Preview" w:date="2026-01-01T00:00:00Z">
         <w:r>
           <w:t xml:space="preserve"> </w:t>
         </w:r>
       </w:ins>
-      <w:ins w:id="120" w:author="PR Preview" w:date="2026-01-01T00:00:00Z">
+      <w:ins w:id="218" w:author="PR Preview" w:date="2026-01-01T00:00:00Z">
         <w:r>
           <w:t xml:space="preserve">of</w:t>
         </w:r>
       </w:ins>
-      <w:ins w:id="121" w:author="PR Preview" w:date="2026-01-01T00:00:00Z">
+      <w:ins w:id="219" w:author="PR Preview" w:date="2026-01-01T00:00:00Z">
         <w:r>
           <w:t xml:space="preserve"> </w:t>
         </w:r>
@@ -18257,28 +18902,28 @@
           </m:sub>
         </m:sSub>
       </m:oMath>
-      <w:ins w:id="122" w:author="PR Preview" w:date="2026-01-01T00:00:00Z">
+      <w:ins w:id="220" w:author="PR Preview" w:date="2026-01-01T00:00:00Z">
         <w:r>
           <w:t xml:space="preserve">:</w:t>
         </w:r>
       </w:ins>
-      <w:ins w:id="123" w:author="PR Preview" w:date="2026-01-01T00:00:00Z">
+      <w:ins w:id="221" w:author="PR Preview" w:date="2026-01-01T00:00:00Z">
         <w:r>
           <w:t xml:space="preserve"> </w:t>
         </w:r>
       </w:ins>
-      <w:ins w:id="124" w:author="PR Preview" w:date="2026-01-01T00:00:00Z">
+      <w:ins w:id="222" w:author="PR Preview" w:date="2026-01-01T00:00:00Z">
         <w:r>
           <w:t xml:space="preserve">by</w:t>
         </w:r>
       </w:ins>
-      <w:ins w:id="125" w:author="PR Preview" w:date="2026-01-01T00:00:00Z">
+      <w:ins w:id="223" w:author="PR Preview" w:date="2026-01-01T00:00:00Z">
         <w:r>
           <w:t xml:space="preserve"> </w:t>
         </w:r>
       </w:ins>
       <w:hyperlink r:id="rId54">
-        <w:ins w:id="126" w:author="PR Preview" w:date="2026-01-01T00:00:00Z">
+        <w:ins w:id="224" w:author="PR Preview" w:date="2026-01-01T00:00:00Z">
           <w:r>
             <w:rPr>
               <w:rStyle w:val="Hyperlink"/>
@@ -18287,17 +18932,17 @@
           </w:r>
         </w:ins>
       </w:hyperlink>
-      <w:ins w:id="127" w:author="PR Preview" w:date="2026-01-01T00:00:00Z">
+      <w:ins w:id="225" w:author="PR Preview" w:date="2026-01-01T00:00:00Z">
         <w:r>
           <w:t xml:space="preserve"> </w:t>
         </w:r>
       </w:ins>
-      <w:ins w:id="128" w:author="PR Preview" w:date="2026-01-01T00:00:00Z">
+      <w:ins w:id="226" w:author="PR Preview" w:date="2026-01-01T00:00:00Z">
         <w:r>
           <w:t xml:space="preserve">it is the combination of the columns of</w:t>
         </w:r>
       </w:ins>
-      <w:ins w:id="129" w:author="PR Preview" w:date="2026-01-01T00:00:00Z">
+      <w:ins w:id="227" w:author="PR Preview" w:date="2026-01-01T00:00:00Z">
         <w:r>
           <w:t xml:space="preserve"> </w:t>
         </w:r>
@@ -18319,17 +18964,17 @@
           </m:sub>
         </m:sSub>
       </m:oMath>
-      <w:ins w:id="130" w:author="PR Preview" w:date="2026-01-01T00:00:00Z">
+      <w:ins w:id="228" w:author="PR Preview" w:date="2026-01-01T00:00:00Z">
         <w:r>
           <w:t xml:space="preserve"> </w:t>
         </w:r>
       </w:ins>
-      <w:ins w:id="131" w:author="PR Preview" w:date="2026-01-01T00:00:00Z">
+      <w:ins w:id="229" w:author="PR Preview" w:date="2026-01-01T00:00:00Z">
         <w:r>
           <w:t xml:space="preserve">with coefficients the entries of</w:t>
         </w:r>
       </w:ins>
-      <w:ins w:id="132" w:author="PR Preview" w:date="2026-01-01T00:00:00Z">
+      <w:ins w:id="230" w:author="PR Preview" w:date="2026-01-01T00:00:00Z">
         <w:r>
           <w:t xml:space="preserve"> </w:t>
         </w:r>
@@ -18355,22 +19000,22 @@
           </m:sub>
         </m:sSub>
       </m:oMath>
-      <w:ins w:id="133" w:author="PR Preview" w:date="2026-01-01T00:00:00Z">
+      <w:ins w:id="231" w:author="PR Preview" w:date="2026-01-01T00:00:00Z">
         <w:r>
           <w:t xml:space="preserve">,</w:t>
         </w:r>
       </w:ins>
-      <w:ins w:id="134" w:author="PR Preview" w:date="2026-01-01T00:00:00Z">
+      <w:ins w:id="232" w:author="PR Preview" w:date="2026-01-01T00:00:00Z">
         <w:r>
           <w:t xml:space="preserve"> </w:t>
         </w:r>
       </w:ins>
-      <w:ins w:id="135" w:author="PR Preview" w:date="2026-01-01T00:00:00Z">
+      <w:ins w:id="233" w:author="PR Preview" w:date="2026-01-01T00:00:00Z">
         <w:r>
           <w:t xml:space="preserve">which are</w:t>
         </w:r>
       </w:ins>
-      <w:ins w:id="136" w:author="PR Preview" w:date="2026-01-01T00:00:00Z">
+      <w:ins w:id="234" w:author="PR Preview" w:date="2026-01-01T00:00:00Z">
         <w:r>
           <w:t xml:space="preserve"> </w:t>
         </w:r>
@@ -18380,17 +19025,17 @@
           <m:t>1</m:t>
         </m:r>
       </m:oMath>
-      <w:ins w:id="137" w:author="PR Preview" w:date="2026-01-01T00:00:00Z">
+      <w:ins w:id="235" w:author="PR Preview" w:date="2026-01-01T00:00:00Z">
         <w:r>
           <w:t xml:space="preserve"> </w:t>
         </w:r>
       </w:ins>
-      <w:ins w:id="138" w:author="PR Preview" w:date="2026-01-01T00:00:00Z">
+      <w:ins w:id="236" w:author="PR Preview" w:date="2026-01-01T00:00:00Z">
         <w:r>
           <w:t xml:space="preserve">in place</w:t>
         </w:r>
       </w:ins>
-      <w:ins w:id="139" w:author="PR Preview" w:date="2026-01-01T00:00:00Z">
+      <w:ins w:id="237" w:author="PR Preview" w:date="2026-01-01T00:00:00Z">
         <w:r>
           <w:t xml:space="preserve"> </w:t>
         </w:r>
@@ -18400,17 +19045,17 @@
           <m:t>j</m:t>
         </m:r>
       </m:oMath>
-      <w:ins w:id="140" w:author="PR Preview" w:date="2026-01-01T00:00:00Z">
+      <w:ins w:id="238" w:author="PR Preview" w:date="2026-01-01T00:00:00Z">
         <w:r>
           <w:t xml:space="preserve"> </w:t>
         </w:r>
       </w:ins>
-      <w:ins w:id="141" w:author="PR Preview" w:date="2026-01-01T00:00:00Z">
+      <w:ins w:id="239" w:author="PR Preview" w:date="2026-01-01T00:00:00Z">
         <w:r>
           <w:t xml:space="preserve">and</w:t>
         </w:r>
       </w:ins>
-      <w:ins w:id="142" w:author="PR Preview" w:date="2026-01-01T00:00:00Z">
+      <w:ins w:id="240" w:author="PR Preview" w:date="2026-01-01T00:00:00Z">
         <w:r>
           <w:t xml:space="preserve"> </w:t>
         </w:r>
@@ -18420,18 +19065,18 @@
           <m:t>0</m:t>
         </m:r>
       </m:oMath>
-      <w:ins w:id="143" w:author="PR Preview" w:date="2026-01-01T00:00:00Z">
+      <w:ins w:id="241" w:author="PR Preview" w:date="2026-01-01T00:00:00Z">
         <w:r>
           <w:t xml:space="preserve"> </w:t>
         </w:r>
       </w:ins>
-      <w:ins w:id="144" w:author="PR Preview" w:date="2026-01-01T00:00:00Z">
+      <w:ins w:id="242" w:author="PR Preview" w:date="2026-01-01T00:00:00Z">
         <w:r>
           <w:t xml:space="preserve">elsewhere (</w:t>
         </w:r>
       </w:ins>
       <w:hyperlink r:id="rId53">
-        <w:ins w:id="145" w:author="PR Preview" w:date="2026-01-01T00:00:00Z">
+        <w:ins w:id="243" w:author="PR Preview" w:date="2026-01-01T00:00:00Z">
           <w:r>
             <w:rPr>
               <w:rStyle w:val="Hyperlink"/>
@@ -18440,22 +19085,22 @@
           </w:r>
         </w:ins>
       </w:hyperlink>
-      <w:ins w:id="146" w:author="PR Preview" w:date="2026-01-01T00:00:00Z">
+      <w:ins w:id="244" w:author="PR Preview" w:date="2026-01-01T00:00:00Z">
         <w:r>
           <w:t xml:space="preserve">).</w:t>
         </w:r>
       </w:ins>
-      <w:ins w:id="147" w:author="PR Preview" w:date="2026-01-01T00:00:00Z">
+      <w:ins w:id="245" w:author="PR Preview" w:date="2026-01-01T00:00:00Z">
         <w:r>
           <w:t xml:space="preserve"> </w:t>
         </w:r>
       </w:ins>
-      <w:ins w:id="148" w:author="PR Preview" w:date="2026-01-01T00:00:00Z">
+      <w:ins w:id="246" w:author="PR Preview" w:date="2026-01-01T00:00:00Z">
         <w:r>
           <w:t xml:space="preserve">Likewise for</w:t>
         </w:r>
       </w:ins>
-      <w:ins w:id="149" w:author="PR Preview" w:date="2026-01-01T00:00:00Z">
+      <w:ins w:id="247" w:author="PR Preview" w:date="2026-01-01T00:00:00Z">
         <w:r>
           <w:t xml:space="preserve"> </w:t>
         </w:r>
@@ -18477,17 +19122,17 @@
           </m:sub>
         </m:sSub>
       </m:oMath>
-      <w:ins w:id="150" w:author="PR Preview" w:date="2026-01-01T00:00:00Z">
+      <w:ins w:id="248" w:author="PR Preview" w:date="2026-01-01T00:00:00Z">
         <w:r>
           <w:t xml:space="preserve">,</w:t>
         </w:r>
       </w:ins>
-      <w:ins w:id="151" w:author="PR Preview" w:date="2026-01-01T00:00:00Z">
+      <w:ins w:id="249" w:author="PR Preview" w:date="2026-01-01T00:00:00Z">
         <w:r>
           <w:t xml:space="preserve"> </w:t>
         </w:r>
       </w:ins>
-      <w:ins w:id="152" w:author="PR Preview" w:date="2026-01-01T00:00:00Z">
+      <w:ins w:id="250" w:author="PR Preview" w:date="2026-01-01T00:00:00Z">
         <w:r>
           <w:t xml:space="preserve">so the two matrices have the same columns.</w:t>
         </w:r>
@@ -59284,12 +59929,12 @@
       <w:pPr>
         <w:pStyle w:val="FirstParagraph"/>
       </w:pPr>
-      <w:del w:id="153" w:author="PR Preview" w:date="2026-01-01T00:00:00Z">
+      <w:del w:id="251" w:author="PR Preview" w:date="2026-01-01T00:00:00Z">
         <w:r>
           <w:delText xml:space="preserve">where the columns of</w:delText>
         </w:r>
       </w:del>
-      <w:del w:id="154" w:author="PR Preview" w:date="2026-01-01T00:00:00Z">
+      <w:del w:id="252" w:author="PR Preview" w:date="2026-01-01T00:00:00Z">
         <w:r>
           <w:delText xml:space="preserve"> </w:delText>
         </w:r>
@@ -59302,18 +59947,18 @@
           <m:t>Q</m:t>
         </m:r>
       </m:oMath>
-      <w:del w:id="155" w:author="PR Preview" w:date="2026-01-01T00:00:00Z">
+      <w:del w:id="253" w:author="PR Preview" w:date="2026-01-01T00:00:00Z">
         <w:r>
           <w:delText xml:space="preserve"> </w:delText>
         </w:r>
       </w:del>
-      <w:del w:id="156" w:author="PR Preview" w:date="2026-01-01T00:00:00Z">
+      <w:del w:id="254" w:author="PR Preview" w:date="2026-01-01T00:00:00Z">
         <w:r>
           <w:delText xml:space="preserve">are orthonormal (</w:delText>
         </w:r>
       </w:del>
       <w:hyperlink r:id="rId45">
-        <w:del w:id="157" w:author="PR Preview" w:date="2026-01-01T00:00:00Z">
+        <w:del w:id="255" w:author="PR Preview" w:date="2026-01-01T00:00:00Z">
           <w:r>
             <w:rPr>
               <w:rStyle w:val="Hyperlink"/>
@@ -59322,22 +59967,22 @@
           </w:r>
         </w:del>
       </w:hyperlink>
-      <w:del w:id="158" w:author="PR Preview" w:date="2026-01-01T00:00:00Z">
+      <w:del w:id="256" w:author="PR Preview" w:date="2026-01-01T00:00:00Z">
         <w:r>
           <w:delText xml:space="preserve">)</w:delText>
         </w:r>
       </w:del>
-      <w:del w:id="159" w:author="PR Preview" w:date="2026-01-01T00:00:00Z">
+      <w:del w:id="257" w:author="PR Preview" w:date="2026-01-01T00:00:00Z">
         <w:r>
           <w:delText xml:space="preserve"> </w:delText>
         </w:r>
       </w:del>
-      <w:del w:id="160" w:author="PR Preview" w:date="2026-01-01T00:00:00Z">
+      <w:del w:id="258" w:author="PR Preview" w:date="2026-01-01T00:00:00Z">
         <w:r>
           <w:delText xml:space="preserve">and</w:delText>
         </w:r>
       </w:del>
-      <w:del w:id="161" w:author="PR Preview" w:date="2026-01-01T00:00:00Z">
+      <w:del w:id="259" w:author="PR Preview" w:date="2026-01-01T00:00:00Z">
         <w:r>
           <w:delText xml:space="preserve"> </w:delText>
         </w:r>
@@ -59350,18 +59995,18 @@
           <m:t>R</m:t>
         </m:r>
       </m:oMath>
-      <w:del w:id="162" w:author="PR Preview" w:date="2026-01-01T00:00:00Z">
+      <w:del w:id="260" w:author="PR Preview" w:date="2026-01-01T00:00:00Z">
         <w:r>
           <w:delText xml:space="preserve"> </w:delText>
         </w:r>
       </w:del>
-      <w:del w:id="163" w:author="PR Preview" w:date="2026-01-01T00:00:00Z">
+      <w:del w:id="261" w:author="PR Preview" w:date="2026-01-01T00:00:00Z">
         <w:r>
           <w:delText xml:space="preserve">is upper triangular (</w:delText>
         </w:r>
       </w:del>
       <w:hyperlink w:anchor="def-triangular-matrix">
-        <w:del w:id="164" w:author="PR Preview" w:date="2026-01-01T00:00:00Z">
+        <w:del w:id="262" w:author="PR Preview" w:date="2026-01-01T00:00:00Z">
           <w:r>
             <w:rPr>
               <w:rStyle w:val="Hyperlink"/>
@@ -59370,7 +60015,7 @@
           </w:r>
         </w:del>
       </w:hyperlink>
-      <w:del w:id="165" w:author="PR Preview" w:date="2026-01-01T00:00:00Z">
+      <w:del w:id="263" w:author="PR Preview" w:date="2026-01-01T00:00:00Z">
         <w:r>
           <w:delText xml:space="preserve">) with positive diagonal entries.</w:delText>
         </w:r>
@@ -59380,12 +60025,12 @@
       <w:pPr>
         <w:pStyle w:val="FirstParagraph"/>
       </w:pPr>
-      <w:ins w:id="166" w:author="PR Preview" w:date="2026-01-01T00:00:00Z">
+      <w:ins w:id="264" w:author="PR Preview" w:date="2026-01-01T00:00:00Z">
         <w:r>
           <w:t xml:space="preserve">where the columns of</w:t>
         </w:r>
       </w:ins>
-      <w:ins w:id="167" w:author="PR Preview" w:date="2026-01-01T00:00:00Z">
+      <w:ins w:id="265" w:author="PR Preview" w:date="2026-01-01T00:00:00Z">
         <w:r>
           <w:t xml:space="preserve"> </w:t>
         </w:r>
@@ -59398,18 +60043,18 @@
           <m:t>Q</m:t>
         </m:r>
       </m:oMath>
-      <w:ins w:id="168" w:author="PR Preview" w:date="2026-01-01T00:00:00Z">
+      <w:ins w:id="266" w:author="PR Preview" w:date="2026-01-01T00:00:00Z">
         <w:r>
           <w:t xml:space="preserve"> </w:t>
         </w:r>
       </w:ins>
-      <w:ins w:id="169" w:author="PR Preview" w:date="2026-01-01T00:00:00Z">
+      <w:ins w:id="267" w:author="PR Preview" w:date="2026-01-01T00:00:00Z">
         <w:r>
           <w:t xml:space="preserve">are orthonormal (</w:t>
         </w:r>
       </w:ins>
       <w:hyperlink r:id="rId45">
-        <w:ins w:id="170" w:author="PR Preview" w:date="2026-01-01T00:00:00Z">
+        <w:ins w:id="268" w:author="PR Preview" w:date="2026-01-01T00:00:00Z">
           <w:r>
             <w:rPr>
               <w:rStyle w:val="Hyperlink"/>
@@ -59418,22 +60063,22 @@
           </w:r>
         </w:ins>
       </w:hyperlink>
-      <w:ins w:id="171" w:author="PR Preview" w:date="2026-01-01T00:00:00Z">
+      <w:ins w:id="269" w:author="PR Preview" w:date="2026-01-01T00:00:00Z">
         <w:r>
           <w:t xml:space="preserve">)</w:t>
         </w:r>
       </w:ins>
-      <w:ins w:id="172" w:author="PR Preview" w:date="2026-01-01T00:00:00Z">
+      <w:ins w:id="270" w:author="PR Preview" w:date="2026-01-01T00:00:00Z">
         <w:r>
           <w:t xml:space="preserve"> </w:t>
         </w:r>
       </w:ins>
-      <w:ins w:id="173" w:author="PR Preview" w:date="2026-01-01T00:00:00Z">
+      <w:ins w:id="271" w:author="PR Preview" w:date="2026-01-01T00:00:00Z">
         <w:r>
           <w:t xml:space="preserve">and</w:t>
         </w:r>
       </w:ins>
-      <w:ins w:id="174" w:author="PR Preview" w:date="2026-01-01T00:00:00Z">
+      <w:ins w:id="272" w:author="PR Preview" w:date="2026-01-01T00:00:00Z">
         <w:r>
           <w:t xml:space="preserve"> </w:t>
         </w:r>
@@ -59446,18 +60091,18 @@
           <m:t>R</m:t>
         </m:r>
       </m:oMath>
-      <w:ins w:id="175" w:author="PR Preview" w:date="2026-01-01T00:00:00Z">
+      <w:ins w:id="273" w:author="PR Preview" w:date="2026-01-01T00:00:00Z">
         <w:r>
           <w:t xml:space="preserve"> </w:t>
         </w:r>
       </w:ins>
-      <w:ins w:id="176" w:author="PR Preview" w:date="2026-01-01T00:00:00Z">
+      <w:ins w:id="274" w:author="PR Preview" w:date="2026-01-01T00:00:00Z">
         <w:r>
           <w:t xml:space="preserve">is upper triangular (</w:t>
         </w:r>
       </w:ins>
       <w:hyperlink w:anchor="def-triangular-matrix">
-        <w:ins w:id="177" w:author="PR Preview" w:date="2026-01-01T00:00:00Z">
+        <w:ins w:id="275" w:author="PR Preview" w:date="2026-01-01T00:00:00Z">
           <w:r>
             <w:rPr>
               <w:rStyle w:val="Hyperlink"/>
@@ -59466,7 +60111,7 @@
           </w:r>
         </w:ins>
       </w:hyperlink>
-      <w:ins w:id="178" w:author="PR Preview" w:date="2026-01-01T00:00:00Z">
+      <w:ins w:id="276" w:author="PR Preview" w:date="2026-01-01T00:00:00Z">
         <w:r>
           <w:t xml:space="preserve">) with positive diagonal entries.</w:t>
         </w:r>
@@ -59616,7 +60261,7 @@
           <w:rPr>
             <w:rStyle w:val="Hyperlink"/>
           </w:rPr>
-          <w:t xml:space="preserve">Definition 12 in Inner Products and Orthogonality</w:t>
+          <w:t xml:space="preserve">Definition 11 in Inner Products and Orthogonality</w:t>
         </w:r>
       </w:hyperlink>
       <w:r>
@@ -61769,7 +62414,7 @@
           <w:rPr>
             <w:rStyle w:val="Hyperlink"/>
           </w:rPr>
-          <w:t xml:space="preserve">Example 22 in Inner Products and Orthogonality</w:t>
+          <w:t xml:space="preserve">Example 21 in Inner Products and Orthogonality</w:t>
         </w:r>
       </w:hyperlink>
       <w:r>
@@ -61786,7 +62431,7 @@
           <w:rPr>
             <w:rStyle w:val="Hyperlink"/>
           </w:rPr>
-          <w:t xml:space="preserve">Example 24 in Inner Products and Orthogonality</w:t>
+          <w:t xml:space="preserve">Example 23 in Inner Products and Orthogonality</w:t>
         </w:r>
       </w:hyperlink>
       <w:r>
